--- a/docs/Customs-Analytics_Sikkerhed_og_databehandling.docx
+++ b/docs/Customs-Analytics_Sikkerhed_og_databehandling.docx
@@ -1,5 +1,5 @@
 
-<file path=word/document.xml><?xml version="1.0" encoding="UTF-8" standalone="yes"?><w:document mc:Ignorable="w14 w15 wp14" xmlns:wpc="http://schemas.microsoft.com/office/word/2010/wordprocessingCanvas" xmlns:mc="http://schemas.openxmlformats.org/markup-compatibility/2006" xmlns:o="urn:schemas-microsoft-com:office:office" xmlns:r="http://schemas.openxmlformats.org/officeDocument/2006/relationships" xmlns:m="http://schemas.openxmlformats.org/officeDocument/2006/math" xmlns:v="urn:schemas-microsoft-com:vml" xmlns:wp14="http://schemas.microsoft.com/office/word/2010/wordprocessingDrawing" xmlns:wp="http://schemas.openxmlformats.org/drawingml/2006/wordprocessingDrawing" xmlns:w10="urn:schemas-microsoft-com:office:word" xmlns:w="http://schemas.openxmlformats.org/wordprocessingml/2006/main" xmlns:w14="http://schemas.microsoft.com/office/word/2010/wordml" xmlns:w15="http://schemas.microsoft.com/office/word/2012/wordml" xmlns:wpg="http://schemas.microsoft.com/office/word/2010/wordprocessingGroup" xmlns:wpi="http://schemas.microsoft.com/office/word/2010/wordprocessingInk" xmlns:wne="http://schemas.microsoft.com/office/word/2006/wordml" xmlns:wps="http://schemas.microsoft.com/office/word/2010/wordprocessingShape" xmlns:cx="http://schemas.microsoft.com/office/drawing/2014/chartex" xmlns:cx1="http://schemas.microsoft.com/office/drawing/2015/9/8/chartex" xmlns:cx2="http://schemas.microsoft.com/office/drawing/2015/10/21/chartex" xmlns:cx3="http://schemas.microsoft.com/office/drawing/2016/5/9/chartex" xmlns:cx4="http://schemas.microsoft.com/office/drawing/2016/5/10/chartex" xmlns:cx5="http://schemas.microsoft.com/office/drawing/2016/5/11/chartex" xmlns:cx6="http://schemas.microsoft.com/office/drawing/2016/5/12/chartex" xmlns:cx7="http://schemas.microsoft.com/office/drawing/2016/5/13/chartex" xmlns:cx8="http://schemas.microsoft.com/office/drawing/2016/5/14/chartex" xmlns:aink="http://schemas.microsoft.com/office/drawing/2016/ink" xmlns:am3d="http://schemas.microsoft.com/office/drawing/2017/model3d" xmlns:w16cex="http://schemas.microsoft.com/office/word/2018/wordml/cex" xmlns:w16cid="http://schemas.microsoft.com/office/word/2016/wordml/cid" xmlns:w16="http://schemas.microsoft.com/office/word/2018/wordml" xmlns:w16sdtdh="http://schemas.microsoft.com/office/word/2020/wordml/sdtdatahash" xmlns:w16se="http://schemas.microsoft.com/office/word/2015/wordml/symex"><w:body><w:p><w:pPr><w:spacing w:after="0" w:before="1200"/></w:pPr><w:r><w:rPr><w:b/><w:bCs/><w:color w:val="1B365D"/><w:sz w:val="52"/><w:szCs w:val="52"/></w:rPr><w:t xml:space="preserve">Customs Analytics</w:t></w:r></w:p><w:p><w:pPr><w:spacing w:after="200"/></w:pPr><w:r><w:rPr><w:color w:val="2E5C8A"/><w:sz w:val="30"/><w:szCs w:val="30"/></w:rPr><w:t xml:space="preserve">Sikkerhed og databehandling (Udkast)</w:t></w:r></w:p><w:p><w:pPr><w:spacing w:after="120"/></w:pPr><w:r><w:rPr><w:sz w:val="20"/><w:szCs w:val="20"/></w:rPr><w:t xml:space="preserve">Bal AI · told- og importanalyse af danske DMS/WCO-importdata</w:t></w:r></w:p><w:p><w:pPr><w:spacing w:after="120"/></w:pPr><w:r><w:rPr><w:sz w:val="20"/><w:szCs w:val="20"/></w:rPr><w:t xml:space="preserve">Version 0.1.0 · 18. juni 2026</w:t></w:r></w:p><w:p><w:pPr><w:spacing w:before="200"/></w:pPr><w:r><w:rPr><w:i/><w:iCs/><w:color w:val="666666"/><w:sz w:val="18"/><w:szCs w:val="18"/></w:rPr><w:t xml:space="preserve">Klassifikation: Fortroligt — internt. Kun privat repo og EY-godkendte systemer.</w:t></w:r></w:p><w:p><w:r><w:br w:type="page"/></w:r></w:p><w:p><w:pPr><w:spacing w:after="120"/></w:pPr><w:r><w:rPr><w:sz w:val="20"/><w:szCs w:val="20"/></w:rPr><w:t xml:space="preserve">UDKAST — skal review&apos;es af jura/databeskyttelse og sikkerhed før formel godkendelse.</w:t></w:r></w:p><w:p><w:pPr><w:spacing w:after="120" w:before="280"/></w:pPr><w:r><w:rPr><w:b/><w:bCs/><w:color w:val="1B365D"/><w:sz w:val="26"/><w:szCs w:val="26"/></w:rPr><w:t xml:space="preserve">1. Datakategorier</w:t></w:r></w:p><w:tbl><w:tblPr><w:tblW w:type="dxa" w:w="9360"/><w:tblBorders><w:top w:val="single" w:color="auto" w:sz="4"/><w:left w:val="single" w:color="auto" w:sz="4"/><w:bottom w:val="single" w:color="auto" w:sz="4"/><w:right w:val="single" w:color="auto" w:sz="4"/><w:insideH w:val="single" w:color="auto" w:sz="4"/><w:insideV w:val="single" w:color="auto" w:sz="4"/></w:tblBorders></w:tblPr><w:tblGrid><w:gridCol w:w="30"/><w:gridCol w:w="44"/><w:gridCol w:w="26"/></w:tblGrid><w:tr><w:trPr><w:tblHeader/></w:trPr><w:tc><w:tcPr><w:tcW w:type="dxa" w:w="30"/><w:shd w:fill="1B365D" w:color="auto" w:val="clear"/><w:tcMar><w:top w:type="dxa" w:w="60"/><w:left w:type="dxa" w:w="90"/><w:bottom w:type="dxa" w:w="60"/><w:right w:type="dxa" w:w="90"/></w:tcMar></w:tcPr><w:p><w:r><w:rPr><w:b/><w:bCs/><w:color w:val="FFFFFF"/><w:sz w:val="18"/><w:szCs w:val="18"/></w:rPr><w:t xml:space="preserve">Kategori</w:t></w:r></w:p></w:tc><w:tc><w:tcPr><w:tcW w:type="dxa" w:w="44"/><w:shd w:fill="1B365D" w:color="auto" w:val="clear"/><w:tcMar><w:top w:type="dxa" w:w="60"/><w:left w:type="dxa" w:w="90"/><w:bottom w:type="dxa" w:w="60"/><w:right w:type="dxa" w:w="90"/></w:tcMar></w:tcPr><w:p><w:r><w:rPr><w:b/><w:bCs/><w:color w:val="FFFFFF"/><w:sz w:val="18"/><w:szCs w:val="18"/></w:rPr><w:t xml:space="preserve">Eksempler</w:t></w:r></w:p></w:tc><w:tc><w:tcPr><w:tcW w:type="dxa" w:w="26"/><w:shd w:fill="1B365D" w:color="auto" w:val="clear"/><w:tcMar><w:top w:type="dxa" w:w="60"/><w:left w:type="dxa" w:w="90"/><w:bottom w:type="dxa" w:w="60"/><w:right w:type="dxa" w:w="90"/></w:tcMar></w:tcPr><w:p><w:r><w:rPr><w:b/><w:bCs/><w:color w:val="FFFFFF"/><w:sz w:val="18"/><w:szCs w:val="18"/></w:rPr><w:t xml:space="preserve">Følsomhed</w:t></w:r></w:p></w:tc></w:tr><w:tr><w:tc><w:tcPr><w:tcW w:type="dxa" w:w="30"/><w:tcMar><w:top w:type="dxa" w:w="60"/><w:left w:type="dxa" w:w="90"/><w:bottom w:type="dxa" w:w="60"/><w:right w:type="dxa" w:w="90"/></w:tcMar></w:tcPr><w:p><w:r><w:rPr><w:b w:val="false"/><w:bCs w:val="false"/><w:color w:val="000000"/><w:sz w:val="18"/><w:szCs w:val="18"/></w:rPr><w:t xml:space="preserve">Importdata (forretningsdata)</w:t></w:r></w:p></w:tc><w:tc><w:tcPr><w:tcW w:type="dxa" w:w="44"/><w:tcMar><w:top w:type="dxa" w:w="60"/><w:left w:type="dxa" w:w="90"/><w:bottom w:type="dxa" w:w="60"/><w:right w:type="dxa" w:w="90"/></w:tcMar></w:tcPr><w:p><w:r><w:rPr><w:b w:val="false"/><w:bCs w:val="false"/><w:color w:val="000000"/><w:sz w:val="18"/><w:szCs w:val="18"/></w:rPr><w:t xml:space="preserve">Varekoder, toldværdier, mængder, told, procedurekoder</w:t></w:r></w:p></w:tc><w:tc><w:tcPr><w:tcW w:type="dxa" w:w="26"/><w:tcMar><w:top w:type="dxa" w:w="60"/><w:left w:type="dxa" w:w="90"/><w:bottom w:type="dxa" w:w="60"/><w:right w:type="dxa" w:w="90"/></w:tcMar></w:tcPr><w:p><w:r><w:rPr><w:b w:val="false"/><w:bCs w:val="false"/><w:color w:val="000000"/><w:sz w:val="18"/><w:szCs w:val="18"/></w:rPr><w:t xml:space="preserve">Forretningsfortroligt</w:t></w:r></w:p></w:tc></w:tr><w:tr><w:tc><w:tcPr><w:tcW w:type="dxa" w:w="30"/><w:tcMar><w:top w:type="dxa" w:w="60"/><w:left w:type="dxa" w:w="90"/><w:bottom w:type="dxa" w:w="60"/><w:right w:type="dxa" w:w="90"/></w:tcMar></w:tcPr><w:p><w:r><w:rPr><w:b w:val="false"/><w:bCs w:val="false"/><w:color w:val="000000"/><w:sz w:val="18"/><w:szCs w:val="18"/></w:rPr><w:t xml:space="preserve">Mulige personoplysninger</w:t></w:r></w:p></w:tc><w:tc><w:tcPr><w:tcW w:type="dxa" w:w="44"/><w:tcMar><w:top w:type="dxa" w:w="60"/><w:left w:type="dxa" w:w="90"/><w:bottom w:type="dxa" w:w="60"/><w:right w:type="dxa" w:w="90"/></w:tcMar></w:tcPr><w:p><w:r><w:rPr><w:b w:val="false"/><w:bCs w:val="false"/><w:color w:val="000000"/><w:sz w:val="18"/><w:szCs w:val="18"/></w:rPr><w:t xml:space="preserve">Klarerer-/importør-navn, EORI/CVR, adresse hvis i angivelsen</w:t></w:r></w:p></w:tc><w:tc><w:tcPr><w:tcW w:type="dxa" w:w="26"/><w:tcMar><w:top w:type="dxa" w:w="60"/><w:left w:type="dxa" w:w="90"/><w:bottom w:type="dxa" w:w="60"/><w:right w:type="dxa" w:w="90"/></w:tcMar></w:tcPr><w:p><w:r><w:rPr><w:b w:val="false"/><w:bCs w:val="false"/><w:color w:val="000000"/><w:sz w:val="18"/><w:szCs w:val="18"/></w:rPr><w:t xml:space="preserve">Personoplysninger (alm.)</w:t></w:r></w:p></w:tc></w:tr><w:tr><w:tc><w:tcPr><w:tcW w:type="dxa" w:w="30"/><w:tcMar><w:top w:type="dxa" w:w="60"/><w:left w:type="dxa" w:w="90"/><w:bottom w:type="dxa" w:w="60"/><w:right w:type="dxa" w:w="90"/></w:tcMar></w:tcPr><w:p><w:r><w:rPr><w:b w:val="false"/><w:bCs w:val="false"/><w:color w:val="000000"/><w:sz w:val="18"/><w:szCs w:val="18"/></w:rPr><w:t xml:space="preserve">Brugerkonti</w:t></w:r></w:p></w:tc><w:tc><w:tcPr><w:tcW w:type="dxa" w:w="44"/><w:tcMar><w:top w:type="dxa" w:w="60"/><w:left w:type="dxa" w:w="90"/><w:bottom w:type="dxa" w:w="60"/><w:right w:type="dxa" w:w="90"/></w:tcMar></w:tcPr><w:p><w:r><w:rPr><w:b w:val="false"/><w:bCs w:val="false"/><w:color w:val="000000"/><w:sz w:val="18"/><w:szCs w:val="18"/></w:rPr><w:t xml:space="preserve">Brugernavn, hashet password (pbkdf2), rolle</w:t></w:r></w:p></w:tc><w:tc><w:tcPr><w:tcW w:type="dxa" w:w="26"/><w:tcMar><w:top w:type="dxa" w:w="60"/><w:left w:type="dxa" w:w="90"/><w:bottom w:type="dxa" w:w="60"/><w:right w:type="dxa" w:w="90"/></w:tcMar></w:tcPr><w:p><w:r><w:rPr><w:b w:val="false"/><w:bCs w:val="false"/><w:color w:val="000000"/><w:sz w:val="18"/><w:szCs w:val="18"/></w:rPr><w:t xml:space="preserve">Personoplysninger (alm.)</w:t></w:r></w:p></w:tc></w:tr><w:tr><w:tc><w:tcPr><w:tcW w:type="dxa" w:w="30"/><w:tcMar><w:top w:type="dxa" w:w="60"/><w:left w:type="dxa" w:w="90"/><w:bottom w:type="dxa" w:w="60"/><w:right w:type="dxa" w:w="90"/></w:tcMar></w:tcPr><w:p><w:r><w:rPr><w:b w:val="false"/><w:bCs w:val="false"/><w:color w:val="000000"/><w:sz w:val="18"/><w:szCs w:val="18"/></w:rPr><w:t xml:space="preserve">Revisionslog</w:t></w:r></w:p></w:tc><w:tc><w:tcPr><w:tcW w:type="dxa" w:w="44"/><w:tcMar><w:top w:type="dxa" w:w="60"/><w:left w:type="dxa" w:w="90"/><w:bottom w:type="dxa" w:w="60"/><w:right w:type="dxa" w:w="90"/></w:tcMar></w:tcPr><w:p><w:r><w:rPr><w:b w:val="false"/><w:bCs w:val="false"/><w:color w:val="000000"/><w:sz w:val="18"/><w:szCs w:val="18"/></w:rPr><w:t xml:space="preserve">Kun metadata: bruger, filnavn, antal, varighed</w:t></w:r></w:p></w:tc><w:tc><w:tcPr><w:tcW w:type="dxa" w:w="26"/><w:tcMar><w:top w:type="dxa" w:w="60"/><w:left w:type="dxa" w:w="90"/><w:bottom w:type="dxa" w:w="60"/><w:right w:type="dxa" w:w="90"/></w:tcMar></w:tcPr><w:p><w:r><w:rPr><w:b w:val="false"/><w:bCs w:val="false"/><w:color w:val="000000"/><w:sz w:val="18"/><w:szCs w:val="18"/></w:rPr><w:t xml:space="preserve">Metadata (ingen angivelsesindhold)</w:t></w:r></w:p></w:tc></w:tr></w:tbl><w:p><w:pPr><w:spacing w:after="120" w:before="280"/></w:pPr><w:r><w:rPr><w:b/><w:bCs/><w:color w:val="1B365D"/><w:sz w:val="26"/><w:szCs w:val="26"/></w:rPr><w:t xml:space="preserve">2. Dataflow og dataminimering</w:t></w:r></w:p><w:p><w:pPr><w:spacing w:after="120"/></w:pPr><w:r><w:rPr><w:sz w:val="20"/><w:szCs w:val="20"/></w:rPr><w:t xml:space="preserve">Den uploadede fil analyseres UDELUKKENDE i hukommelsen og gemmes ikke på disk; intet resultat persisteres. Kun auth- og audit-databaserne ligger på det persistente volume. Revisionsloggen indeholder kun metadata — aldrig indholdet af en angivelse. Dette er strammere end et arkivværktøj og minimerer eksponeringen af forretnings-/personoplysninger.</w:t></w:r></w:p><w:p><w:pPr><w:spacing w:after="120" w:before="280"/></w:pPr><w:r><w:rPr><w:b/><w:bCs/><w:color w:val="1B365D"/><w:sz w:val="26"/><w:szCs w:val="26"/></w:rPr><w:t xml:space="preserve">3. GDPR og behandlingsgrundlag</w:t></w:r></w:p><w:p><w:pPr><w:spacing w:after="120"/></w:pPr><w:r><w:rPr><w:sz w:val="20"/><w:szCs w:val="20"/></w:rPr><w:t xml:space="preserve">Udkast: Angivelser kan indeholde personoplysninger (navne, EORI/CVR, adresser). Behandlingsgrundlag, evt. databehandleraftale (DPA) med kunden, og dataplacering (EU) skal fastlægges af jura/DPO. Da intet angivelsesindhold gemmes, er opbevaringsfladen minimal; brugerkonti og audit-metadata er den persisterede personoplysning.</w:t></w:r></w:p><w:p><w:pPr><w:spacing w:after="120" w:before="280"/></w:pPr><w:r><w:rPr><w:b/><w:bCs/><w:color w:val="1B365D"/><w:sz w:val="26"/><w:szCs w:val="26"/></w:rPr><w:t xml:space="preserve">4. Adgangskontrol</w:t></w:r></w:p><0/><w:p><w:pPr><w:spacing w:after="120" w:before="280"/></w:pPr><w:r><w:rPr><w:b/><w:bCs/><w:color w:val="1B365D"/><w:sz w:val="26"/><w:szCs w:val="26"/></w:rPr><w:t xml:space="preserve">5. Trusselsmodel (udvalgte)</w:t></w:r></w:p><w:tbl><w:tblPr><w:tblW w:type="dxa" w:w="9360"/><w:tblBorders><w:top w:val="single" w:color="auto" w:sz="4"/><w:left w:val="single" w:color="auto" w:sz="4"/><w:bottom w:val="single" w:color="auto" w:sz="4"/><w:right w:val="single" w:color="auto" w:sz="4"/><w:insideH w:val="single" w:color="auto" w:sz="4"/><w:insideV w:val="single" w:color="auto" w:sz="4"/></w:tblBorders></w:tblPr><w:tblGrid><w:gridCol w:w="40"/><w:gridCol w:w="60"/></w:tblGrid><w:tr><w:trPr><w:tblHeader/></w:trPr><w:tc><w:tcPr><w:tcW w:type="dxa" w:w="40"/><w:shd w:fill="1B365D" w:color="auto" w:val="clear"/><w:tcMar><w:top w:type="dxa" w:w="60"/><w:left w:type="dxa" w:w="90"/><w:bottom w:type="dxa" w:w="60"/><w:right w:type="dxa" w:w="90"/></w:tcMar></w:tcPr><w:p><w:r><w:rPr><w:b/><w:bCs/><w:color w:val="FFFFFF"/><w:sz w:val="18"/><w:szCs w:val="18"/></w:rPr><w:t xml:space="preserve">Trussel</w:t></w:r></w:p></w:tc><w:tc><w:tcPr><w:tcW w:type="dxa" w:w="60"/><w:shd w:fill="1B365D" w:color="auto" w:val="clear"/><w:tcMar><w:top w:type="dxa" w:w="60"/><w:left w:type="dxa" w:w="90"/><w:bottom w:type="dxa" w:w="60"/><w:right w:type="dxa" w:w="90"/></w:tcMar></w:tcPr><w:p><w:r><w:rPr><w:b/><w:bCs/><w:color w:val="FFFFFF"/><w:sz w:val="18"/><w:szCs w:val="18"/></w:rPr><w:t xml:space="preserve">Modforanstaltning</w:t></w:r></w:p></w:tc></w:tr><w:tr><w:tc><w:tcPr><w:tcW w:type="dxa" w:w="40"/><w:tcMar><w:top w:type="dxa" w:w="60"/><w:left w:type="dxa" w:w="90"/><w:bottom w:type="dxa" w:w="60"/><w:right w:type="dxa" w:w="90"/></w:tcMar></w:tcPr><w:p><w:r><w:rPr><w:b w:val="false"/><w:bCs w:val="false"/><w:color w:val="000000"/><w:sz w:val="18"/><w:szCs w:val="18"/></w:rPr><w:t xml:space="preserve">XXE i XML-parsing</w:t></w:r></w:p></w:tc><w:tc><w:tcPr><w:tcW w:type="dxa" w:w="60"/><w:tcMar><w:top w:type="dxa" w:w="60"/><w:left w:type="dxa" w:w="90"/><w:bottom w:type="dxa" w:w="60"/><w:right w:type="dxa" w:w="90"/></w:tcMar></w:tcPr><w:p><w:r><w:rPr><w:b w:val="false"/><w:bCs w:val="false"/><w:color w:val="000000"/><w:sz w:val="18"/><w:szCs w:val="18"/></w:rPr><w:t xml:space="preserve">lxml med ekstern entity-opløsning slået fra</w:t></w:r></w:p></w:tc></w:tr><w:tr><w:tc><w:tcPr><w:tcW w:type="dxa" w:w="40"/><w:tcMar><w:top w:type="dxa" w:w="60"/><w:left w:type="dxa" w:w="90"/><w:bottom w:type="dxa" w:w="60"/><w:right w:type="dxa" w:w="90"/></w:tcMar></w:tcPr><w:p><w:r><w:rPr><w:b w:val="false"/><w:bCs w:val="false"/><w:color w:val="000000"/><w:sz w:val="18"/><w:szCs w:val="18"/></w:rPr><w:t xml:space="preserve">SQL-injection</w:t></w:r></w:p></w:tc><w:tc><w:tcPr><w:tcW w:type="dxa" w:w="60"/><w:tcMar><w:top w:type="dxa" w:w="60"/><w:left w:type="dxa" w:w="90"/><w:bottom w:type="dxa" w:w="60"/><w:right w:type="dxa" w:w="90"/></w:tcMar></w:tcPr><w:p><w:r><w:rPr><w:b w:val="false"/><w:bCs w:val="false"/><w:color w:val="000000"/><w:sz w:val="18"/><w:szCs w:val="18"/></w:rPr><w:t xml:space="preserve">Parameteriserede forespørgsler i auth/audit</w:t></w:r></w:p></w:tc></w:tr><w:tr><w:tc><w:tcPr><w:tcW w:type="dxa" w:w="40"/><w:tcMar><w:top w:type="dxa" w:w="60"/><w:left w:type="dxa" w:w="90"/><w:bottom w:type="dxa" w:w="60"/><w:right w:type="dxa" w:w="90"/></w:tcMar></w:tcPr><w:p><w:r><w:rPr><w:b w:val="false"/><w:bCs w:val="false"/><w:color w:val="000000"/><w:sz w:val="18"/><w:szCs w:val="18"/></w:rPr><w:t xml:space="preserve">Brute force på login</w:t></w:r></w:p></w:tc><w:tc><w:tcPr><w:tcW w:type="dxa" w:w="60"/><w:tcMar><w:top w:type="dxa" w:w="60"/><w:left w:type="dxa" w:w="90"/><w:bottom w:type="dxa" w:w="60"/><w:right w:type="dxa" w:w="90"/></w:tcMar></w:tcPr><w:p><w:r><w:rPr><w:b w:val="false"/><w:bCs w:val="false"/><w:color w:val="000000"/><w:sz w:val="18"/><w:szCs w:val="18"/></w:rPr><w:t xml:space="preserve">Rate-limit + timing-sikker sammenligning</w:t></w:r></w:p></w:tc></w:tr><w:tr><w:tc><w:tcPr><w:tcW w:type="dxa" w:w="40"/><w:tcMar><w:top w:type="dxa" w:w="60"/><w:left w:type="dxa" w:w="90"/><w:bottom w:type="dxa" w:w="60"/><w:right w:type="dxa" w:w="90"/></w:tcMar></w:tcPr><w:p><w:r><w:rPr><w:b w:val="false"/><w:bCs w:val="false"/><w:color w:val="000000"/><w:sz w:val="18"/><w:szCs w:val="18"/></w:rPr><w:t xml:space="preserve">CSRF</w:t></w:r></w:p></w:tc><w:tc><w:tcPr><w:tcW w:type="dxa" w:w="60"/><w:tcMar><w:top w:type="dxa" w:w="60"/><w:left w:type="dxa" w:w="90"/><w:bottom w:type="dxa" w:w="60"/><w:right w:type="dxa" w:w="90"/></w:tcMar></w:tcPr><w:p><w:r><w:rPr><w:b w:val="false"/><w:bCs w:val="false"/><w:color w:val="000000"/><w:sz w:val="18"/><w:szCs w:val="18"/></w:rPr><w:t xml:space="preserve">CSRF-token på state-ændrende kald</w:t></w:r></w:p></w:tc></w:tr><w:tr><w:tc><w:tcPr><w:tcW w:type="dxa" w:w="40"/><w:tcMar><w:top w:type="dxa" w:w="60"/><w:left w:type="dxa" w:w="90"/><w:bottom w:type="dxa" w:w="60"/><w:right w:type="dxa" w:w="90"/></w:tcMar></w:tcPr><w:p><w:r><w:rPr><w:b w:val="false"/><w:bCs w:val="false"/><w:color w:val="000000"/><w:sz w:val="18"/><w:szCs w:val="18"/></w:rPr><w:t xml:space="preserve">Lækage af angivelsesdata</w:t></w:r></w:p></w:tc><w:tc><w:tcPr><w:tcW w:type="dxa" w:w="60"/><w:tcMar><w:top w:type="dxa" w:w="60"/><w:left w:type="dxa" w:w="90"/><w:bottom w:type="dxa" w:w="60"/><w:right w:type="dxa" w:w="90"/></w:tcMar></w:tcPr><w:p><w:r><w:rPr><w:b w:val="false"/><w:bCs w:val="false"/><w:color w:val="000000"/><w:sz w:val="18"/><w:szCs w:val="18"/></w:rPr><w:t xml:space="preserve">In-memory only; intet gemmes; audit kun metadata</w:t></w:r></w:p></w:tc></w:tr><w:tr><w:tc><w:tcPr><w:tcW w:type="dxa" w:w="40"/><w:tcMar><w:top w:type="dxa" w:w="60"/><w:left w:type="dxa" w:w="90"/><w:bottom w:type="dxa" w:w="60"/><w:right w:type="dxa" w:w="90"/></w:tcMar></w:tcPr><w:p><w:r><w:rPr><w:b w:val="false"/><w:bCs w:val="false"/><w:color w:val="000000"/><w:sz w:val="18"/><w:szCs w:val="18"/></w:rPr><w:t xml:space="preserve">Sessionskapring</w:t></w:r></w:p></w:tc><w:tc><w:tcPr><w:tcW w:type="dxa" w:w="60"/><w:tcMar><w:top w:type="dxa" w:w="60"/><w:left w:type="dxa" w:w="90"/><w:bottom w:type="dxa" w:w="60"/><w:right w:type="dxa" w:w="90"/></w:tcMar></w:tcPr><w:p><w:r><w:rPr><w:b w:val="false"/><w:bCs w:val="false"/><w:color w:val="000000"/><w:sz w:val="18"/><w:szCs w:val="18"/></w:rPr><w:t xml:space="preserve">Secure/HttpOnly/SameSite cookies; SECRET_KEY i env</w:t></w:r></w:p></w:tc></w:tr></w:tbl><w:p><w:pPr><w:spacing w:after="120" w:before="280"/></w:pPr><w:r><w:rPr><w:b/><w:bCs/><w:color w:val="1B365D"/><w:sz w:val="26"/><w:szCs w:val="26"/></w:rPr><w:t xml:space="preserve">6. Underdatabehandlere</w:t></w:r></w:p><w:tbl><w:tblPr><w:tblW w:type="dxa" w:w="9360"/><w:tblBorders><w:top w:val="single" w:color="auto" w:sz="4"/><w:left w:val="single" w:color="auto" w:sz="4"/><w:bottom w:val="single" w:color="auto" w:sz="4"/><w:right w:val="single" w:color="auto" w:sz="4"/><w:insideH w:val="single" w:color="auto" w:sz="4"/><w:insideV w:val="single" w:color="auto" w:sz="4"/></w:tblBorders></w:tblPr><w:tblGrid><w:gridCol w:w="28"/><w:gridCol w:w="40"/><w:gridCol w:w="32"/></w:tblGrid><w:tr><w:trPr><w:tblHeader/></w:trPr><w:tc><w:tcPr><w:tcW w:type="dxa" w:w="28"/><w:shd w:fill="1B365D" w:color="auto" w:val="clear"/><w:tcMar><w:top w:type="dxa" w:w="60"/><w:left w:type="dxa" w:w="90"/><w:bottom w:type="dxa" w:w="60"/><w:right w:type="dxa" w:w="90"/></w:tcMar></w:tcPr><w:p><w:r><w:rPr><w:b/><w:bCs/><w:color w:val="FFFFFF"/><w:sz w:val="18"/><w:szCs w:val="18"/></w:rPr><w:t xml:space="preserve">Leverandør</w:t></w:r></w:p></w:tc><w:tc><w:tcPr><w:tcW w:type="dxa" w:w="40"/><w:shd w:fill="1B365D" w:color="auto" w:val="clear"/><w:tcMar><w:top w:type="dxa" w:w="60"/><w:left w:type="dxa" w:w="90"/><w:bottom w:type="dxa" w:w="60"/><w:right w:type="dxa" w:w="90"/></w:tcMar></w:tcPr><w:p><w:r><w:rPr><w:b/><w:bCs/><w:color w:val="FFFFFF"/><w:sz w:val="18"/><w:szCs w:val="18"/></w:rPr><w:t xml:space="preserve">Rolle</w:t></w:r></w:p></w:tc><w:tc><w:tcPr><w:tcW w:type="dxa" w:w="32"/><w:shd w:fill="1B365D" w:color="auto" w:val="clear"/><w:tcMar><w:top w:type="dxa" w:w="60"/><w:left w:type="dxa" w:w="90"/><w:bottom w:type="dxa" w:w="60"/><w:right w:type="dxa" w:w="90"/></w:tcMar></w:tcPr><w:p><w:r><w:rPr><w:b/><w:bCs/><w:color w:val="FFFFFF"/><w:sz w:val="18"/><w:szCs w:val="18"/></w:rPr><w:t xml:space="preserve">Status</w:t></w:r></w:p></w:tc></w:tr><w:tr><w:tc><w:tcPr><w:tcW w:type="dxa" w:w="28"/><w:tcMar><w:top w:type="dxa" w:w="60"/><w:left w:type="dxa" w:w="90"/><w:bottom w:type="dxa" w:w="60"/><w:right w:type="dxa" w:w="90"/></w:tcMar></w:tcPr><w:p><w:r><w:rPr><w:b w:val="false"/><w:bCs w:val="false"/><w:color w:val="000000"/><w:sz w:val="18"/><w:szCs w:val="18"/></w:rPr><w:t xml:space="preserve">Railway</w:t></w:r></w:p></w:tc><w:tc><w:tcPr><w:tcW w:type="dxa" w:w="40"/><w:tcMar><w:top w:type="dxa" w:w="60"/><w:left w:type="dxa" w:w="90"/><w:bottom w:type="dxa" w:w="60"/><w:right w:type="dxa" w:w="90"/></w:tcMar></w:tcPr><w:p><w:r><w:rPr><w:b w:val="false"/><w:bCs w:val="false"/><w:color w:val="000000"/><w:sz w:val="18"/><w:szCs w:val="18"/></w:rPr><w:t xml:space="preserve">Hosting/drift (dev/demo)</w:t></w:r></w:p></w:tc><w:tc><w:tcPr><w:tcW w:type="dxa" w:w="32"/><w:tcMar><w:top w:type="dxa" w:w="60"/><w:left w:type="dxa" w:w="90"/><w:bottom w:type="dxa" w:w="60"/><w:right w:type="dxa" w:w="90"/></w:tcMar></w:tcPr><w:p><w:r><w:rPr><w:b w:val="false"/><w:bCs w:val="false"/><w:color w:val="000000"/><w:sz w:val="18"/><w:szCs w:val="18"/></w:rPr><w:t xml:space="preserve">Midlertidig; EU-region skal verificeres</w:t></w:r></w:p></w:tc></w:tr><w:tr><w:tc><w:tcPr><w:tcW w:type="dxa" w:w="28"/><w:tcMar><w:top w:type="dxa" w:w="60"/><w:left w:type="dxa" w:w="90"/><w:bottom w:type="dxa" w:w="60"/><w:right w:type="dxa" w:w="90"/></w:tcMar></w:tcPr><w:p><w:r><w:rPr><w:b w:val="false"/><w:bCs w:val="false"/><w:color w:val="000000"/><w:sz w:val="18"/><w:szCs w:val="18"/></w:rPr><w:t xml:space="preserve">DanDomain</w:t></w:r></w:p></w:tc><w:tc><w:tcPr><w:tcW w:type="dxa" w:w="40"/><w:tcMar><w:top w:type="dxa" w:w="60"/><w:left w:type="dxa" w:w="90"/><w:bottom w:type="dxa" w:w="60"/><w:right w:type="dxa" w:w="90"/></w:tcMar></w:tcPr><w:p><w:r><w:rPr><w:b w:val="false"/><w:bCs w:val="false"/><w:color w:val="000000"/><w:sz w:val="18"/><w:szCs w:val="18"/></w:rPr><w:t xml:space="preserve">DNS for balai.dk</w:t></w:r></w:p></w:tc><w:tc><w:tcPr><w:tcW w:type="dxa" w:w="32"/><w:tcMar><w:top w:type="dxa" w:w="60"/><w:left w:type="dxa" w:w="90"/><w:bottom w:type="dxa" w:w="60"/><w:right w:type="dxa" w:w="90"/></w:tcMar></w:tcPr><w:p><w:r><w:rPr><w:b w:val="false"/><w:bCs w:val="false"/><w:color w:val="000000"/><w:sz w:val="18"/><w:szCs w:val="18"/></w:rPr><w:t xml:space="preserve">Kun DNS, ingen kundedata</w:t></w:r></w:p></w:tc></w:tr></w:tbl><w:p><w:pPr><w:spacing w:after="120" w:before="280"/></w:pPr><w:r><w:rPr><w:b/><w:bCs/><w:color w:val="1B365D"/><w:sz w:val="26"/><w:szCs w:val="26"/></w:rPr><w:t xml:space="preserve">7. Logning og hændelseshåndtering</w:t></w:r></w:p><w:p><w:pPr><w:spacing w:after="120"/></w:pPr><w:r><w:rPr><w:sz w:val="20"/><w:szCs w:val="20"/></w:rPr><w:t xml:space="preserve">Append-only revisionslog med kun metadata (bruger, fil, antal, varighed) — aldrig angivelsesindhold. Hændelseshåndtering (alarmering, incident-proces) fastlægges sammen med driftsplatformen ved EY-flytning.</w:t></w:r></w:p><w:p><w:pPr><w:spacing w:after="120" w:before="280"/></w:pPr><w:r><w:rPr><w:b/><w:bCs/><w:color w:val="1B365D"/><w:sz w:val="26"/><w:szCs w:val="26"/></w:rPr><w:t xml:space="preserve">8. Åbne punkter</w:t></w:r></w:p><0/><w:sectPr><w:pgSz w:w="11906" w:h="16838" w:orient="portrait"/><w:pgMar w:top="1134" w:right="1134" w:bottom="1134" w:left="1134" w:header="708" w:footer="708" w:gutter="0"/><w:pgNumType/><w:docGrid w:linePitch="360"/></w:sectPr></w:body></w:document>
+<file path=word/document.xml><?xml version="1.0" encoding="UTF-8" standalone="yes"?><w:document mc:Ignorable="w14 w15 wp14" xmlns:wpc="http://schemas.microsoft.com/office/word/2010/wordprocessingCanvas" xmlns:mc="http://schemas.openxmlformats.org/markup-compatibility/2006" xmlns:o="urn:schemas-microsoft-com:office:office" xmlns:r="http://schemas.openxmlformats.org/officeDocument/2006/relationships" xmlns:m="http://schemas.openxmlformats.org/officeDocument/2006/math" xmlns:v="urn:schemas-microsoft-com:vml" xmlns:wp14="http://schemas.microsoft.com/office/word/2010/wordprocessingDrawing" xmlns:wp="http://schemas.openxmlformats.org/drawingml/2006/wordprocessingDrawing" xmlns:w10="urn:schemas-microsoft-com:office:word" xmlns:w="http://schemas.openxmlformats.org/wordprocessingml/2006/main" xmlns:w14="http://schemas.microsoft.com/office/word/2010/wordml" xmlns:w15="http://schemas.microsoft.com/office/word/2012/wordml" xmlns:wpg="http://schemas.microsoft.com/office/word/2010/wordprocessingGroup" xmlns:wpi="http://schemas.microsoft.com/office/word/2010/wordprocessingInk" xmlns:wne="http://schemas.microsoft.com/office/word/2006/wordml" xmlns:wps="http://schemas.microsoft.com/office/word/2010/wordprocessingShape" xmlns:cx="http://schemas.microsoft.com/office/drawing/2014/chartex" xmlns:cx1="http://schemas.microsoft.com/office/drawing/2015/9/8/chartex" xmlns:cx2="http://schemas.microsoft.com/office/drawing/2015/10/21/chartex" xmlns:cx3="http://schemas.microsoft.com/office/drawing/2016/5/9/chartex" xmlns:cx4="http://schemas.microsoft.com/office/drawing/2016/5/10/chartex" xmlns:cx5="http://schemas.microsoft.com/office/drawing/2016/5/11/chartex" xmlns:cx6="http://schemas.microsoft.com/office/drawing/2016/5/12/chartex" xmlns:cx7="http://schemas.microsoft.com/office/drawing/2016/5/13/chartex" xmlns:cx8="http://schemas.microsoft.com/office/drawing/2016/5/14/chartex" xmlns:aink="http://schemas.microsoft.com/office/drawing/2016/ink" xmlns:am3d="http://schemas.microsoft.com/office/drawing/2017/model3d" xmlns:w16cex="http://schemas.microsoft.com/office/word/2018/wordml/cex" xmlns:w16cid="http://schemas.microsoft.com/office/word/2016/wordml/cid" xmlns:w16="http://schemas.microsoft.com/office/word/2018/wordml" xmlns:w16sdtdh="http://schemas.microsoft.com/office/word/2020/wordml/sdtdatahash" xmlns:w16se="http://schemas.microsoft.com/office/word/2015/wordml/symex"><w:body><w:p><w:pPr><w:spacing w:after="0" w:before="1200"/></w:pPr><w:r><w:rPr><w:b/><w:bCs/><w:color w:val="1B365D"/><w:sz w:val="52"/><w:szCs w:val="52"/></w:rPr><w:t xml:space="preserve">Customs Analytics</w:t></w:r></w:p><w:p><w:pPr><w:spacing w:after="200"/></w:pPr><w:r><w:rPr><w:color w:val="2E5C8A"/><w:sz w:val="30"/><w:szCs w:val="30"/></w:rPr><w:t xml:space="preserve">Sikkerhed og databehandling (Udkast)</w:t></w:r></w:p><w:p><w:pPr><w:spacing w:after="120"/></w:pPr><w:r><w:rPr><w:sz w:val="20"/><w:szCs w:val="20"/></w:rPr><w:t xml:space="preserve">Bal AI · told- og importanalyse af danske DMS/WCO-importdata</w:t></w:r></w:p><w:p><w:pPr><w:spacing w:after="120"/></w:pPr><w:r><w:rPr><w:sz w:val="20"/><w:szCs w:val="20"/></w:rPr><w:t xml:space="preserve">Version 0.2.0 · 1. juli 2026</w:t></w:r></w:p><w:p><w:pPr><w:spacing w:before="200"/></w:pPr><w:r><w:rPr><w:i/><w:iCs/><w:color w:val="666666"/><w:sz w:val="18"/><w:szCs w:val="18"/></w:rPr><w:t xml:space="preserve">Klassifikation: Fortroligt — internt. Kun privat repo og EY-godkendte systemer.</w:t></w:r></w:p><w:p><w:r><w:br w:type="page"/></w:r></w:p><w:p><w:pPr><w:spacing w:after="120"/></w:pPr><w:r><w:rPr><w:sz w:val="20"/><w:szCs w:val="20"/></w:rPr><w:t xml:space="preserve">UDKAST — skal review&apos;es af jura/databeskyttelse og sikkerhed før formel godkendelse.</w:t></w:r></w:p><w:p><w:pPr><w:spacing w:after="120" w:before="280"/></w:pPr><w:r><w:rPr><w:b/><w:bCs/><w:color w:val="1B365D"/><w:sz w:val="26"/><w:szCs w:val="26"/></w:rPr><w:t xml:space="preserve">1. Datakategorier</w:t></w:r></w:p><w:tbl><w:tblPr><w:tblW w:type="dxa" w:w="9360"/><w:tblBorders><w:top w:val="single" w:color="auto" w:sz="4"/><w:left w:val="single" w:color="auto" w:sz="4"/><w:bottom w:val="single" w:color="auto" w:sz="4"/><w:right w:val="single" w:color="auto" w:sz="4"/><w:insideH w:val="single" w:color="auto" w:sz="4"/><w:insideV w:val="single" w:color="auto" w:sz="4"/></w:tblBorders></w:tblPr><w:tblGrid><w:gridCol w:w="30"/><w:gridCol w:w="44"/><w:gridCol w:w="26"/></w:tblGrid><w:tr><w:trPr><w:tblHeader/></w:trPr><w:tc><w:tcPr><w:tcW w:type="dxa" w:w="30"/><w:shd w:fill="1B365D" w:color="auto" w:val="clear"/><w:tcMar><w:top w:type="dxa" w:w="60"/><w:left w:type="dxa" w:w="90"/><w:bottom w:type="dxa" w:w="60"/><w:right w:type="dxa" w:w="90"/></w:tcMar></w:tcPr><w:p><w:r><w:rPr><w:b/><w:bCs/><w:color w:val="FFFFFF"/><w:sz w:val="18"/><w:szCs w:val="18"/></w:rPr><w:t xml:space="preserve">Kategori</w:t></w:r></w:p></w:tc><w:tc><w:tcPr><w:tcW w:type="dxa" w:w="44"/><w:shd w:fill="1B365D" w:color="auto" w:val="clear"/><w:tcMar><w:top w:type="dxa" w:w="60"/><w:left w:type="dxa" w:w="90"/><w:bottom w:type="dxa" w:w="60"/><w:right w:type="dxa" w:w="90"/></w:tcMar></w:tcPr><w:p><w:r><w:rPr><w:b/><w:bCs/><w:color w:val="FFFFFF"/><w:sz w:val="18"/><w:szCs w:val="18"/></w:rPr><w:t xml:space="preserve">Eksempler</w:t></w:r></w:p></w:tc><w:tc><w:tcPr><w:tcW w:type="dxa" w:w="26"/><w:shd w:fill="1B365D" w:color="auto" w:val="clear"/><w:tcMar><w:top w:type="dxa" w:w="60"/><w:left w:type="dxa" w:w="90"/><w:bottom w:type="dxa" w:w="60"/><w:right w:type="dxa" w:w="90"/></w:tcMar></w:tcPr><w:p><w:r><w:rPr><w:b/><w:bCs/><w:color w:val="FFFFFF"/><w:sz w:val="18"/><w:szCs w:val="18"/></w:rPr><w:t xml:space="preserve">Følsomhed</w:t></w:r></w:p></w:tc></w:tr><w:tr><w:tc><w:tcPr><w:tcW w:type="dxa" w:w="30"/><w:tcMar><w:top w:type="dxa" w:w="60"/><w:left w:type="dxa" w:w="90"/><w:bottom w:type="dxa" w:w="60"/><w:right w:type="dxa" w:w="90"/></w:tcMar></w:tcPr><w:p><w:r><w:rPr><w:b w:val="false"/><w:bCs w:val="false"/><w:color w:val="000000"/><w:sz w:val="18"/><w:szCs w:val="18"/></w:rPr><w:t xml:space="preserve">Importdata (forretningsdata)</w:t></w:r></w:p></w:tc><w:tc><w:tcPr><w:tcW w:type="dxa" w:w="44"/><w:tcMar><w:top w:type="dxa" w:w="60"/><w:left w:type="dxa" w:w="90"/><w:bottom w:type="dxa" w:w="60"/><w:right w:type="dxa" w:w="90"/></w:tcMar></w:tcPr><w:p><w:r><w:rPr><w:b w:val="false"/><w:bCs w:val="false"/><w:color w:val="000000"/><w:sz w:val="18"/><w:szCs w:val="18"/></w:rPr><w:t xml:space="preserve">Varekoder, toldværdier, mængder, told, procedurekoder</w:t></w:r></w:p></w:tc><w:tc><w:tcPr><w:tcW w:type="dxa" w:w="26"/><w:tcMar><w:top w:type="dxa" w:w="60"/><w:left w:type="dxa" w:w="90"/><w:bottom w:type="dxa" w:w="60"/><w:right w:type="dxa" w:w="90"/></w:tcMar></w:tcPr><w:p><w:r><w:rPr><w:b w:val="false"/><w:bCs w:val="false"/><w:color w:val="000000"/><w:sz w:val="18"/><w:szCs w:val="18"/></w:rPr><w:t xml:space="preserve">Forretningsfortroligt</w:t></w:r></w:p></w:tc></w:tr><w:tr><w:tc><w:tcPr><w:tcW w:type="dxa" w:w="30"/><w:tcMar><w:top w:type="dxa" w:w="60"/><w:left w:type="dxa" w:w="90"/><w:bottom w:type="dxa" w:w="60"/><w:right w:type="dxa" w:w="90"/></w:tcMar></w:tcPr><w:p><w:r><w:rPr><w:b w:val="false"/><w:bCs w:val="false"/><w:color w:val="000000"/><w:sz w:val="18"/><w:szCs w:val="18"/></w:rPr><w:t xml:space="preserve">Mulige personoplysninger</w:t></w:r></w:p></w:tc><w:tc><w:tcPr><w:tcW w:type="dxa" w:w="44"/><w:tcMar><w:top w:type="dxa" w:w="60"/><w:left w:type="dxa" w:w="90"/><w:bottom w:type="dxa" w:w="60"/><w:right w:type="dxa" w:w="90"/></w:tcMar></w:tcPr><w:p><w:r><w:rPr><w:b w:val="false"/><w:bCs w:val="false"/><w:color w:val="000000"/><w:sz w:val="18"/><w:szCs w:val="18"/></w:rPr><w:t xml:space="preserve">Klarerer-/importør-navn, EORI/CVR, adresse hvis i angivelsen</w:t></w:r></w:p></w:tc><w:tc><w:tcPr><w:tcW w:type="dxa" w:w="26"/><w:tcMar><w:top w:type="dxa" w:w="60"/><w:left w:type="dxa" w:w="90"/><w:bottom w:type="dxa" w:w="60"/><w:right w:type="dxa" w:w="90"/></w:tcMar></w:tcPr><w:p><w:r><w:rPr><w:b w:val="false"/><w:bCs w:val="false"/><w:color w:val="000000"/><w:sz w:val="18"/><w:szCs w:val="18"/></w:rPr><w:t xml:space="preserve">Personoplysninger (alm.)</w:t></w:r></w:p></w:tc></w:tr><w:tr><w:tc><w:tcPr><w:tcW w:type="dxa" w:w="30"/><w:tcMar><w:top w:type="dxa" w:w="60"/><w:left w:type="dxa" w:w="90"/><w:bottom w:type="dxa" w:w="60"/><w:right w:type="dxa" w:w="90"/></w:tcMar></w:tcPr><w:p><w:r><w:rPr><w:b w:val="false"/><w:bCs w:val="false"/><w:color w:val="000000"/><w:sz w:val="18"/><w:szCs w:val="18"/></w:rPr><w:t xml:space="preserve">Brugerkonti</w:t></w:r></w:p></w:tc><w:tc><w:tcPr><w:tcW w:type="dxa" w:w="44"/><w:tcMar><w:top w:type="dxa" w:w="60"/><w:left w:type="dxa" w:w="90"/><w:bottom w:type="dxa" w:w="60"/><w:right w:type="dxa" w:w="90"/></w:tcMar></w:tcPr><w:p><w:r><w:rPr><w:b w:val="false"/><w:bCs w:val="false"/><w:color w:val="000000"/><w:sz w:val="18"/><w:szCs w:val="18"/></w:rPr><w:t xml:space="preserve">Brugernavn, hashet password (pbkdf2), rolle</w:t></w:r></w:p></w:tc><w:tc><w:tcPr><w:tcW w:type="dxa" w:w="26"/><w:tcMar><w:top w:type="dxa" w:w="60"/><w:left w:type="dxa" w:w="90"/><w:bottom w:type="dxa" w:w="60"/><w:right w:type="dxa" w:w="90"/></w:tcMar></w:tcPr><w:p><w:r><w:rPr><w:b w:val="false"/><w:bCs w:val="false"/><w:color w:val="000000"/><w:sz w:val="18"/><w:szCs w:val="18"/></w:rPr><w:t xml:space="preserve">Personoplysninger (alm.)</w:t></w:r></w:p></w:tc></w:tr><w:tr><w:tc><w:tcPr><w:tcW w:type="dxa" w:w="30"/><w:tcMar><w:top w:type="dxa" w:w="60"/><w:left w:type="dxa" w:w="90"/><w:bottom w:type="dxa" w:w="60"/><w:right w:type="dxa" w:w="90"/></w:tcMar></w:tcPr><w:p><w:r><w:rPr><w:b w:val="false"/><w:bCs w:val="false"/><w:color w:val="000000"/><w:sz w:val="18"/><w:szCs w:val="18"/></w:rPr><w:t xml:space="preserve">Revisionslog</w:t></w:r></w:p></w:tc><w:tc><w:tcPr><w:tcW w:type="dxa" w:w="44"/><w:tcMar><w:top w:type="dxa" w:w="60"/><w:left w:type="dxa" w:w="90"/><w:bottom w:type="dxa" w:w="60"/><w:right w:type="dxa" w:w="90"/></w:tcMar></w:tcPr><w:p><w:r><w:rPr><w:b w:val="false"/><w:bCs w:val="false"/><w:color w:val="000000"/><w:sz w:val="18"/><w:szCs w:val="18"/></w:rPr><w:t xml:space="preserve">Kun metadata: bruger, filnavn, antal, varighed</w:t></w:r></w:p></w:tc><w:tc><w:tcPr><w:tcW w:type="dxa" w:w="26"/><w:tcMar><w:top w:type="dxa" w:w="60"/><w:left w:type="dxa" w:w="90"/><w:bottom w:type="dxa" w:w="60"/><w:right w:type="dxa" w:w="90"/></w:tcMar></w:tcPr><w:p><w:r><w:rPr><w:b w:val="false"/><w:bCs w:val="false"/><w:color w:val="000000"/><w:sz w:val="18"/><w:szCs w:val="18"/></w:rPr><w:t xml:space="preserve">Metadata (ingen angivelsesindhold)</w:t></w:r></w:p></w:tc></w:tr></w:tbl><w:p><w:pPr><w:spacing w:after="120" w:before="280"/></w:pPr><w:r><w:rPr><w:b/><w:bCs/><w:color w:val="1B365D"/><w:sz w:val="26"/><w:szCs w:val="26"/></w:rPr><w:t xml:space="preserve">2. Dataflow og dataminimering</w:t></w:r></w:p><w:p><w:pPr><w:spacing w:after="120"/></w:pPr><w:r><w:rPr><w:sz w:val="20"/><w:szCs w:val="20"/></w:rPr><w:t xml:space="preserve">Den uploadede fil analyseres UDELUKKENDE i hukommelsen og gemmes ikke på disk; intet resultat persisteres. Kun auth- og audit-databaserne ligger på det persistente volume. Revisionsloggen indeholder kun metadata — aldrig indholdet af en angivelse. Dette er strammere end et arkivværktøj og minimerer eksponeringen af forretnings-/personoplysninger.</w:t></w:r></w:p><w:p><w:pPr><w:spacing w:after="120" w:before="280"/></w:pPr><w:r><w:rPr><w:b/><w:bCs/><w:color w:val="1B365D"/><w:sz w:val="26"/><w:szCs w:val="26"/></w:rPr><w:t xml:space="preserve">3. GDPR og behandlingsgrundlag</w:t></w:r></w:p><w:p><w:pPr><w:spacing w:after="120"/></w:pPr><w:r><w:rPr><w:sz w:val="20"/><w:szCs w:val="20"/></w:rPr><w:t xml:space="preserve">Udkast: Angivelser kan indeholde personoplysninger (navne, EORI/CVR, adresser). Behandlingsgrundlag, evt. databehandleraftale (DPA) med kunden, og dataplacering (EU) skal fastlægges af jura/DPO. Da intet angivelsesindhold gemmes, er opbevaringsfladen minimal; brugerkonti og audit-metadata er den persisterede personoplysning.</w:t></w:r></w:p><w:p><w:pPr><w:spacing w:after="120" w:before="280"/></w:pPr><w:r><w:rPr><w:b/><w:bCs/><w:color w:val="1B365D"/><w:sz w:val="26"/><w:szCs w:val="26"/></w:rPr><w:t xml:space="preserve">4. Adgangskontrol</w:t></w:r></w:p><0/><w:p><w:pPr><w:spacing w:after="120" w:before="280"/></w:pPr><w:r><w:rPr><w:b/><w:bCs/><w:color w:val="1B365D"/><w:sz w:val="26"/><w:szCs w:val="26"/></w:rPr><w:t xml:space="preserve">5. Trusselsmodel (udvalgte)</w:t></w:r></w:p><w:tbl><w:tblPr><w:tblW w:type="dxa" w:w="9360"/><w:tblBorders><w:top w:val="single" w:color="auto" w:sz="4"/><w:left w:val="single" w:color="auto" w:sz="4"/><w:bottom w:val="single" w:color="auto" w:sz="4"/><w:right w:val="single" w:color="auto" w:sz="4"/><w:insideH w:val="single" w:color="auto" w:sz="4"/><w:insideV w:val="single" w:color="auto" w:sz="4"/></w:tblBorders></w:tblPr><w:tblGrid><w:gridCol w:w="40"/><w:gridCol w:w="60"/></w:tblGrid><w:tr><w:trPr><w:tblHeader/></w:trPr><w:tc><w:tcPr><w:tcW w:type="dxa" w:w="40"/><w:shd w:fill="1B365D" w:color="auto" w:val="clear"/><w:tcMar><w:top w:type="dxa" w:w="60"/><w:left w:type="dxa" w:w="90"/><w:bottom w:type="dxa" w:w="60"/><w:right w:type="dxa" w:w="90"/></w:tcMar></w:tcPr><w:p><w:r><w:rPr><w:b/><w:bCs/><w:color w:val="FFFFFF"/><w:sz w:val="18"/><w:szCs w:val="18"/></w:rPr><w:t xml:space="preserve">Trussel</w:t></w:r></w:p></w:tc><w:tc><w:tcPr><w:tcW w:type="dxa" w:w="60"/><w:shd w:fill="1B365D" w:color="auto" w:val="clear"/><w:tcMar><w:top w:type="dxa" w:w="60"/><w:left w:type="dxa" w:w="90"/><w:bottom w:type="dxa" w:w="60"/><w:right w:type="dxa" w:w="90"/></w:tcMar></w:tcPr><w:p><w:r><w:rPr><w:b/><w:bCs/><w:color w:val="FFFFFF"/><w:sz w:val="18"/><w:szCs w:val="18"/></w:rPr><w:t xml:space="preserve">Modforanstaltning</w:t></w:r></w:p></w:tc></w:tr><w:tr><w:tc><w:tcPr><w:tcW w:type="dxa" w:w="40"/><w:tcMar><w:top w:type="dxa" w:w="60"/><w:left w:type="dxa" w:w="90"/><w:bottom w:type="dxa" w:w="60"/><w:right w:type="dxa" w:w="90"/></w:tcMar></w:tcPr><w:p><w:r><w:rPr><w:b w:val="false"/><w:bCs w:val="false"/><w:color w:val="000000"/><w:sz w:val="18"/><w:szCs w:val="18"/></w:rPr><w:t xml:space="preserve">XXE i XML-parsing</w:t></w:r></w:p></w:tc><w:tc><w:tcPr><w:tcW w:type="dxa" w:w="60"/><w:tcMar><w:top w:type="dxa" w:w="60"/><w:left w:type="dxa" w:w="90"/><w:bottom w:type="dxa" w:w="60"/><w:right w:type="dxa" w:w="90"/></w:tcMar></w:tcPr><w:p><w:r><w:rPr><w:b w:val="false"/><w:bCs w:val="false"/><w:color w:val="000000"/><w:sz w:val="18"/><w:szCs w:val="18"/></w:rPr><w:t xml:space="preserve">lxml med ekstern entity-opløsning slået fra</w:t></w:r></w:p></w:tc></w:tr><w:tr><w:tc><w:tcPr><w:tcW w:type="dxa" w:w="40"/><w:tcMar><w:top w:type="dxa" w:w="60"/><w:left w:type="dxa" w:w="90"/><w:bottom w:type="dxa" w:w="60"/><w:right w:type="dxa" w:w="90"/></w:tcMar></w:tcPr><w:p><w:r><w:rPr><w:b w:val="false"/><w:bCs w:val="false"/><w:color w:val="000000"/><w:sz w:val="18"/><w:szCs w:val="18"/></w:rPr><w:t xml:space="preserve">SQL-injection</w:t></w:r></w:p></w:tc><w:tc><w:tcPr><w:tcW w:type="dxa" w:w="60"/><w:tcMar><w:top w:type="dxa" w:w="60"/><w:left w:type="dxa" w:w="90"/><w:bottom w:type="dxa" w:w="60"/><w:right w:type="dxa" w:w="90"/></w:tcMar></w:tcPr><w:p><w:r><w:rPr><w:b w:val="false"/><w:bCs w:val="false"/><w:color w:val="000000"/><w:sz w:val="18"/><w:szCs w:val="18"/></w:rPr><w:t xml:space="preserve">Parameteriserede forespørgsler i auth/audit</w:t></w:r></w:p></w:tc></w:tr><w:tr><w:tc><w:tcPr><w:tcW w:type="dxa" w:w="40"/><w:tcMar><w:top w:type="dxa" w:w="60"/><w:left w:type="dxa" w:w="90"/><w:bottom w:type="dxa" w:w="60"/><w:right w:type="dxa" w:w="90"/></w:tcMar></w:tcPr><w:p><w:r><w:rPr><w:b w:val="false"/><w:bCs w:val="false"/><w:color w:val="000000"/><w:sz w:val="18"/><w:szCs w:val="18"/></w:rPr><w:t xml:space="preserve">Brute force på login</w:t></w:r></w:p></w:tc><w:tc><w:tcPr><w:tcW w:type="dxa" w:w="60"/><w:tcMar><w:top w:type="dxa" w:w="60"/><w:left w:type="dxa" w:w="90"/><w:bottom w:type="dxa" w:w="60"/><w:right w:type="dxa" w:w="90"/></w:tcMar></w:tcPr><w:p><w:r><w:rPr><w:b w:val="false"/><w:bCs w:val="false"/><w:color w:val="000000"/><w:sz w:val="18"/><w:szCs w:val="18"/></w:rPr><w:t xml:space="preserve">Rate-limit + timing-sikker sammenligning</w:t></w:r></w:p></w:tc></w:tr><w:tr><w:tc><w:tcPr><w:tcW w:type="dxa" w:w="40"/><w:tcMar><w:top w:type="dxa" w:w="60"/><w:left w:type="dxa" w:w="90"/><w:bottom w:type="dxa" w:w="60"/><w:right w:type="dxa" w:w="90"/></w:tcMar></w:tcPr><w:p><w:r><w:rPr><w:b w:val="false"/><w:bCs w:val="false"/><w:color w:val="000000"/><w:sz w:val="18"/><w:szCs w:val="18"/></w:rPr><w:t xml:space="preserve">CSRF</w:t></w:r></w:p></w:tc><w:tc><w:tcPr><w:tcW w:type="dxa" w:w="60"/><w:tcMar><w:top w:type="dxa" w:w="60"/><w:left w:type="dxa" w:w="90"/><w:bottom w:type="dxa" w:w="60"/><w:right w:type="dxa" w:w="90"/></w:tcMar></w:tcPr><w:p><w:r><w:rPr><w:b w:val="false"/><w:bCs w:val="false"/><w:color w:val="000000"/><w:sz w:val="18"/><w:szCs w:val="18"/></w:rPr><w:t xml:space="preserve">CSRF-token på state-ændrende kald</w:t></w:r></w:p></w:tc></w:tr><w:tr><w:tc><w:tcPr><w:tcW w:type="dxa" w:w="40"/><w:tcMar><w:top w:type="dxa" w:w="60"/><w:left w:type="dxa" w:w="90"/><w:bottom w:type="dxa" w:w="60"/><w:right w:type="dxa" w:w="90"/></w:tcMar></w:tcPr><w:p><w:r><w:rPr><w:b w:val="false"/><w:bCs w:val="false"/><w:color w:val="000000"/><w:sz w:val="18"/><w:szCs w:val="18"/></w:rPr><w:t xml:space="preserve">Lækage af angivelsesdata</w:t></w:r></w:p></w:tc><w:tc><w:tcPr><w:tcW w:type="dxa" w:w="60"/><w:tcMar><w:top w:type="dxa" w:w="60"/><w:left w:type="dxa" w:w="90"/><w:bottom w:type="dxa" w:w="60"/><w:right w:type="dxa" w:w="90"/></w:tcMar></w:tcPr><w:p><w:r><w:rPr><w:b w:val="false"/><w:bCs w:val="false"/><w:color w:val="000000"/><w:sz w:val="18"/><w:szCs w:val="18"/></w:rPr><w:t xml:space="preserve">In-memory only; intet gemmes; audit kun metadata</w:t></w:r></w:p></w:tc></w:tr><w:tr><w:tc><w:tcPr><w:tcW w:type="dxa" w:w="40"/><w:tcMar><w:top w:type="dxa" w:w="60"/><w:left w:type="dxa" w:w="90"/><w:bottom w:type="dxa" w:w="60"/><w:right w:type="dxa" w:w="90"/></w:tcMar></w:tcPr><w:p><w:r><w:rPr><w:b w:val="false"/><w:bCs w:val="false"/><w:color w:val="000000"/><w:sz w:val="18"/><w:szCs w:val="18"/></w:rPr><w:t xml:space="preserve">Sessionskapring</w:t></w:r></w:p></w:tc><w:tc><w:tcPr><w:tcW w:type="dxa" w:w="60"/><w:tcMar><w:top w:type="dxa" w:w="60"/><w:left w:type="dxa" w:w="90"/><w:bottom w:type="dxa" w:w="60"/><w:right w:type="dxa" w:w="90"/></w:tcMar></w:tcPr><w:p><w:r><w:rPr><w:b w:val="false"/><w:bCs w:val="false"/><w:color w:val="000000"/><w:sz w:val="18"/><w:szCs w:val="18"/></w:rPr><w:t xml:space="preserve">Secure/HttpOnly/SameSite cookies; SECRET_KEY i env</w:t></w:r></w:p></w:tc></w:tr></w:tbl><w:p><w:pPr><w:spacing w:after="120" w:before="280"/></w:pPr><w:r><w:rPr><w:b/><w:bCs/><w:color w:val="1B365D"/><w:sz w:val="26"/><w:szCs w:val="26"/></w:rPr><w:t xml:space="preserve">6. Underdatabehandlere</w:t></w:r></w:p><w:tbl><w:tblPr><w:tblW w:type="dxa" w:w="9360"/><w:tblBorders><w:top w:val="single" w:color="auto" w:sz="4"/><w:left w:val="single" w:color="auto" w:sz="4"/><w:bottom w:val="single" w:color="auto" w:sz="4"/><w:right w:val="single" w:color="auto" w:sz="4"/><w:insideH w:val="single" w:color="auto" w:sz="4"/><w:insideV w:val="single" w:color="auto" w:sz="4"/></w:tblBorders></w:tblPr><w:tblGrid><w:gridCol w:w="28"/><w:gridCol w:w="40"/><w:gridCol w:w="32"/></w:tblGrid><w:tr><w:trPr><w:tblHeader/></w:trPr><w:tc><w:tcPr><w:tcW w:type="dxa" w:w="28"/><w:shd w:fill="1B365D" w:color="auto" w:val="clear"/><w:tcMar><w:top w:type="dxa" w:w="60"/><w:left w:type="dxa" w:w="90"/><w:bottom w:type="dxa" w:w="60"/><w:right w:type="dxa" w:w="90"/></w:tcMar></w:tcPr><w:p><w:r><w:rPr><w:b/><w:bCs/><w:color w:val="FFFFFF"/><w:sz w:val="18"/><w:szCs w:val="18"/></w:rPr><w:t xml:space="preserve">Leverandør</w:t></w:r></w:p></w:tc><w:tc><w:tcPr><w:tcW w:type="dxa" w:w="40"/><w:shd w:fill="1B365D" w:color="auto" w:val="clear"/><w:tcMar><w:top w:type="dxa" w:w="60"/><w:left w:type="dxa" w:w="90"/><w:bottom w:type="dxa" w:w="60"/><w:right w:type="dxa" w:w="90"/></w:tcMar></w:tcPr><w:p><w:r><w:rPr><w:b/><w:bCs/><w:color w:val="FFFFFF"/><w:sz w:val="18"/><w:szCs w:val="18"/></w:rPr><w:t xml:space="preserve">Rolle</w:t></w:r></w:p></w:tc><w:tc><w:tcPr><w:tcW w:type="dxa" w:w="32"/><w:shd w:fill="1B365D" w:color="auto" w:val="clear"/><w:tcMar><w:top w:type="dxa" w:w="60"/><w:left w:type="dxa" w:w="90"/><w:bottom w:type="dxa" w:w="60"/><w:right w:type="dxa" w:w="90"/></w:tcMar></w:tcPr><w:p><w:r><w:rPr><w:b/><w:bCs/><w:color w:val="FFFFFF"/><w:sz w:val="18"/><w:szCs w:val="18"/></w:rPr><w:t xml:space="preserve">Status</w:t></w:r></w:p></w:tc></w:tr><w:tr><w:tc><w:tcPr><w:tcW w:type="dxa" w:w="28"/><w:tcMar><w:top w:type="dxa" w:w="60"/><w:left w:type="dxa" w:w="90"/><w:bottom w:type="dxa" w:w="60"/><w:right w:type="dxa" w:w="90"/></w:tcMar></w:tcPr><w:p><w:r><w:rPr><w:b w:val="false"/><w:bCs w:val="false"/><w:color w:val="000000"/><w:sz w:val="18"/><w:szCs w:val="18"/></w:rPr><w:t xml:space="preserve">Railway</w:t></w:r></w:p></w:tc><w:tc><w:tcPr><w:tcW w:type="dxa" w:w="40"/><w:tcMar><w:top w:type="dxa" w:w="60"/><w:left w:type="dxa" w:w="90"/><w:bottom w:type="dxa" w:w="60"/><w:right w:type="dxa" w:w="90"/></w:tcMar></w:tcPr><w:p><w:r><w:rPr><w:b w:val="false"/><w:bCs w:val="false"/><w:color w:val="000000"/><w:sz w:val="18"/><w:szCs w:val="18"/></w:rPr><w:t xml:space="preserve">Hosting/drift (dev/demo)</w:t></w:r></w:p></w:tc><w:tc><w:tcPr><w:tcW w:type="dxa" w:w="32"/><w:tcMar><w:top w:type="dxa" w:w="60"/><w:left w:type="dxa" w:w="90"/><w:bottom w:type="dxa" w:w="60"/><w:right w:type="dxa" w:w="90"/></w:tcMar></w:tcPr><w:p><w:r><w:rPr><w:b w:val="false"/><w:bCs w:val="false"/><w:color w:val="000000"/><w:sz w:val="18"/><w:szCs w:val="18"/></w:rPr><w:t xml:space="preserve">Midlertidig; EU-region skal verificeres</w:t></w:r></w:p></w:tc></w:tr><w:tr><w:tc><w:tcPr><w:tcW w:type="dxa" w:w="28"/><w:tcMar><w:top w:type="dxa" w:w="60"/><w:left w:type="dxa" w:w="90"/><w:bottom w:type="dxa" w:w="60"/><w:right w:type="dxa" w:w="90"/></w:tcMar></w:tcPr><w:p><w:r><w:rPr><w:b w:val="false"/><w:bCs w:val="false"/><w:color w:val="000000"/><w:sz w:val="18"/><w:szCs w:val="18"/></w:rPr><w:t xml:space="preserve">DanDomain</w:t></w:r></w:p></w:tc><w:tc><w:tcPr><w:tcW w:type="dxa" w:w="40"/><w:tcMar><w:top w:type="dxa" w:w="60"/><w:left w:type="dxa" w:w="90"/><w:bottom w:type="dxa" w:w="60"/><w:right w:type="dxa" w:w="90"/></w:tcMar></w:tcPr><w:p><w:r><w:rPr><w:b w:val="false"/><w:bCs w:val="false"/><w:color w:val="000000"/><w:sz w:val="18"/><w:szCs w:val="18"/></w:rPr><w:t xml:space="preserve">DNS for balai.dk</w:t></w:r></w:p></w:tc><w:tc><w:tcPr><w:tcW w:type="dxa" w:w="32"/><w:tcMar><w:top w:type="dxa" w:w="60"/><w:left w:type="dxa" w:w="90"/><w:bottom w:type="dxa" w:w="60"/><w:right w:type="dxa" w:w="90"/></w:tcMar></w:tcPr><w:p><w:r><w:rPr><w:b w:val="false"/><w:bCs w:val="false"/><w:color w:val="000000"/><w:sz w:val="18"/><w:szCs w:val="18"/></w:rPr><w:t xml:space="preserve">Kun DNS, ingen kundedata</w:t></w:r></w:p></w:tc></w:tr></w:tbl><w:p><w:pPr><w:spacing w:after="120" w:before="280"/></w:pPr><w:r><w:rPr><w:b/><w:bCs/><w:color w:val="1B365D"/><w:sz w:val="26"/><w:szCs w:val="26"/></w:rPr><w:t xml:space="preserve">7. Logning og hændelseshåndtering</w:t></w:r></w:p><w:p><w:pPr><w:spacing w:after="120"/></w:pPr><w:r><w:rPr><w:sz w:val="20"/><w:szCs w:val="20"/></w:rPr><w:t xml:space="preserve">Append-only revisionslog med kun metadata (bruger, fil, antal, varighed) — aldrig angivelsesindhold. Hændelseshåndtering (alarmering, incident-proces) fastlægges sammen med driftsplatformen ved EY-flytning.</w:t></w:r></w:p><w:p><w:pPr><w:spacing w:after="120" w:before="280"/></w:pPr><w:r><w:rPr><w:b/><w:bCs/><w:color w:val="1B365D"/><w:sz w:val="26"/><w:szCs w:val="26"/></w:rPr><w:t xml:space="preserve">8. Åbne punkter</w:t></w:r></w:p><0/><w:sectPr><w:pgSz w:w="11906" w:h="16838" w:orient="portrait"/><w:pgMar w:top="1134" w:right="1134" w:bottom="1134" w:left="1134" w:header="708" w:footer="708" w:gutter="0"/><w:pgNumType/><w:docGrid w:linePitch="360"/></w:sectPr></w:body></w:document>
 </file>
 
 <file path=word/comments.xml><?xml version="1.0" encoding="utf-8"?>
